--- a/assets/downloads/simulation-10/presimulation-activity-3-condition-history-with-a-friend.docx
+++ b/assets/downloads/simulation-10/presimulation-activity-3-condition-history-with-a-friend.docx
@@ -1,6 +1,6 @@
 
 <file path=word/document.xml><?xml version="1.0" encoding="utf-8"?>
-<w:document xmlns:wpc="http://schemas.microsoft.com/office/word/2010/wordprocessingCanvas" xmlns:cx="http://schemas.microsoft.com/office/drawing/2014/chartex" xmlns:cx1="http://schemas.microsoft.com/office/drawing/2015/9/8/chartex" xmlns:cx2="http://schemas.microsoft.com/office/drawing/2015/10/21/chartex" xmlns:cx3="http://schemas.microsoft.com/office/drawing/2016/5/9/chartex" xmlns:cx4="http://schemas.microsoft.com/office/drawing/2016/5/10/chartex" xmlns:cx5="http://schemas.microsoft.com/office/drawing/2016/5/11/chartex" xmlns:cx6="http://schemas.microsoft.com/office/drawing/2016/5/12/chartex" xmlns:cx7="http://schemas.microsoft.com/office/drawing/2016/5/13/chartex" xmlns:cx8="http://schemas.microsoft.com/office/drawing/2016/5/14/chartex" xmlns:mc="http://schemas.openxmlformats.org/markup-compatibility/2006" xmlns:aink="http://schemas.microsoft.com/office/drawing/2016/ink" xmlns:am3d="http://schemas.microsoft.com/office/drawing/2017/model3d" xmlns:o="urn:schemas-microsoft-com:office:office" xmlns:oel="http://schemas.microsoft.com/office/2019/extlst" xmlns:r="http://schemas.openxmlformats.org/officeDocument/2006/relationships" xmlns:m="http://schemas.openxmlformats.org/officeDocument/2006/math" xmlns:v="urn:schemas-microsoft-com:vml" xmlns:wp14="http://schemas.microsoft.com/office/word/2010/wordprocessingDrawing" xmlns:wp="http://schemas.openxmlformats.org/drawingml/2006/wordprocessingDrawing" xmlns:w10="urn:schemas-microsoft-com:office:word" xmlns:w="http://schemas.openxmlformats.org/wordprocessingml/2006/main" xmlns:w14="http://schemas.microsoft.com/office/word/2010/wordml" xmlns:w15="http://schemas.microsoft.com/office/word/2012/wordml" xmlns:w16cei="http://schemas.microsoft.com/office/word/2026/wordml/cei" xmlns:w16cex="http://schemas.microsoft.com/office/word/2018/wordml/cex" xmlns:w16cid="http://schemas.microsoft.com/office/word/2016/wordml/cid" xmlns:w16="http://schemas.microsoft.com/office/word/2018/wordml" xmlns:w16du="http://schemas.microsoft.com/office/word/2023/wordml/word16du" xmlns:w16sdtdh="http://schemas.microsoft.com/office/word/2020/wordml/sdtdatahash" xmlns:w16sdtfl="http://schemas.microsoft.com/office/word/2024/wordml/sdtformatlock" xmlns:w16se="http://schemas.microsoft.com/office/word/2015/wordml/symex" xmlns:wpg="http://schemas.microsoft.com/office/word/2010/wordprocessingGroup" xmlns:wpi="http://schemas.microsoft.com/office/word/2010/wordprocessingInk" xmlns:wne="http://schemas.microsoft.com/office/word/2006/wordml" xmlns:wps="http://schemas.microsoft.com/office/word/2010/wordprocessingShape" mc:Ignorable="w14 w15 w16se w16cid w16 w16cex w16sdtdh w16sdtfl w16du wp14">
+<w:document xmlns:mc="http://schemas.openxmlformats.org/markup-compatibility/2006" xmlns:r="http://schemas.openxmlformats.org/officeDocument/2006/relationships" xmlns:w="http://schemas.openxmlformats.org/wordprocessingml/2006/main" xmlns:w14="http://schemas.microsoft.com/office/word/2010/wordml" xmlns:w16du="http://schemas.microsoft.com/office/word/2023/wordml/word16du" mc:Ignorable="w14 w15 w16se w16cid w16 w16cex w16sdtdh w16sdtfl w16du wp14">
   <w:body>
     <w:p>
       <w:pPr>

--- a/assets/downloads/simulation-10/presimulation-activity-3-condition-history-with-a-friend.docx
+++ b/assets/downloads/simulation-10/presimulation-activity-3-condition-history-with-a-friend.docx
@@ -1,6 +1,6 @@
 
 <file path=word/document.xml><?xml version="1.0" encoding="utf-8"?>
-<w:document xmlns:mc="http://schemas.openxmlformats.org/markup-compatibility/2006" xmlns:r="http://schemas.openxmlformats.org/officeDocument/2006/relationships" xmlns:w="http://schemas.openxmlformats.org/wordprocessingml/2006/main" xmlns:w14="http://schemas.microsoft.com/office/word/2010/wordml" xmlns:w16du="http://schemas.microsoft.com/office/word/2023/wordml/word16du" mc:Ignorable="w14 w15 w16se w16cid w16 w16cex w16sdtdh w16sdtfl w16du wp14">
+<w:document xmlns:wpc="http://schemas.microsoft.com/office/word/2010/wordprocessingCanvas" xmlns:cx="http://schemas.microsoft.com/office/drawing/2014/chartex" xmlns:cx1="http://schemas.microsoft.com/office/drawing/2015/9/8/chartex" xmlns:cx2="http://schemas.microsoft.com/office/drawing/2015/10/21/chartex" xmlns:cx3="http://schemas.microsoft.com/office/drawing/2016/5/9/chartex" xmlns:cx4="http://schemas.microsoft.com/office/drawing/2016/5/10/chartex" xmlns:cx5="http://schemas.microsoft.com/office/drawing/2016/5/11/chartex" xmlns:cx6="http://schemas.microsoft.com/office/drawing/2016/5/12/chartex" xmlns:cx7="http://schemas.microsoft.com/office/drawing/2016/5/13/chartex" xmlns:cx8="http://schemas.microsoft.com/office/drawing/2016/5/14/chartex" xmlns:mc="http://schemas.openxmlformats.org/markup-compatibility/2006" xmlns:aink="http://schemas.microsoft.com/office/drawing/2016/ink" xmlns:am3d="http://schemas.microsoft.com/office/drawing/2017/model3d" xmlns:o="urn:schemas-microsoft-com:office:office" xmlns:oel="http://schemas.microsoft.com/office/2019/extlst" xmlns:r="http://schemas.openxmlformats.org/officeDocument/2006/relationships" xmlns:m="http://schemas.openxmlformats.org/officeDocument/2006/math" xmlns:v="urn:schemas-microsoft-com:vml" xmlns:wp14="http://schemas.microsoft.com/office/word/2010/wordprocessingDrawing" xmlns:wp="http://schemas.openxmlformats.org/drawingml/2006/wordprocessingDrawing" xmlns:w10="urn:schemas-microsoft-com:office:word" xmlns:w="http://schemas.openxmlformats.org/wordprocessingml/2006/main" xmlns:w14="http://schemas.microsoft.com/office/word/2010/wordml" xmlns:w15="http://schemas.microsoft.com/office/word/2012/wordml" xmlns:w16cei="http://schemas.microsoft.com/office/word/2026/wordml/cei" xmlns:w16cex="http://schemas.microsoft.com/office/word/2018/wordml/cex" xmlns:w16cid="http://schemas.microsoft.com/office/word/2016/wordml/cid" xmlns:w16="http://schemas.microsoft.com/office/word/2018/wordml" xmlns:w16du="http://schemas.microsoft.com/office/word/2023/wordml/word16du" xmlns:w16sdtdh="http://schemas.microsoft.com/office/word/2020/wordml/sdtdatahash" xmlns:w16sdtfl="http://schemas.microsoft.com/office/word/2024/wordml/sdtformatlock" xmlns:w16se="http://schemas.microsoft.com/office/word/2015/wordml/symex" xmlns:wpg="http://schemas.microsoft.com/office/word/2010/wordprocessingGroup" xmlns:wpi="http://schemas.microsoft.com/office/word/2010/wordprocessingInk" xmlns:wne="http://schemas.microsoft.com/office/word/2006/wordml" xmlns:wps="http://schemas.microsoft.com/office/word/2010/wordprocessingShape" mc:Ignorable="w14 w15 w16se w16cid w16 w16cex w16sdtdh w16sdtfl w16du wp14">
   <w:body>
     <w:p>
       <w:pPr>

--- a/assets/downloads/simulation-10/presimulation-activity-3-condition-history-with-a-friend.docx
+++ b/assets/downloads/simulation-10/presimulation-activity-3-condition-history-with-a-friend.docx
@@ -1,6 +1,6 @@
 
 <file path=word/document.xml><?xml version="1.0" encoding="utf-8"?>
-<w:document xmlns:wpc="http://schemas.microsoft.com/office/word/2010/wordprocessingCanvas" xmlns:cx="http://schemas.microsoft.com/office/drawing/2014/chartex" xmlns:cx1="http://schemas.microsoft.com/office/drawing/2015/9/8/chartex" xmlns:cx2="http://schemas.microsoft.com/office/drawing/2015/10/21/chartex" xmlns:cx3="http://schemas.microsoft.com/office/drawing/2016/5/9/chartex" xmlns:cx4="http://schemas.microsoft.com/office/drawing/2016/5/10/chartex" xmlns:cx5="http://schemas.microsoft.com/office/drawing/2016/5/11/chartex" xmlns:cx6="http://schemas.microsoft.com/office/drawing/2016/5/12/chartex" xmlns:cx7="http://schemas.microsoft.com/office/drawing/2016/5/13/chartex" xmlns:cx8="http://schemas.microsoft.com/office/drawing/2016/5/14/chartex" xmlns:mc="http://schemas.openxmlformats.org/markup-compatibility/2006" xmlns:aink="http://schemas.microsoft.com/office/drawing/2016/ink" xmlns:am3d="http://schemas.microsoft.com/office/drawing/2017/model3d" xmlns:o="urn:schemas-microsoft-com:office:office" xmlns:oel="http://schemas.microsoft.com/office/2019/extlst" xmlns:r="http://schemas.openxmlformats.org/officeDocument/2006/relationships" xmlns:m="http://schemas.openxmlformats.org/officeDocument/2006/math" xmlns:v="urn:schemas-microsoft-com:vml" xmlns:wp14="http://schemas.microsoft.com/office/word/2010/wordprocessingDrawing" xmlns:wp="http://schemas.openxmlformats.org/drawingml/2006/wordprocessingDrawing" xmlns:w10="urn:schemas-microsoft-com:office:word" xmlns:w="http://schemas.openxmlformats.org/wordprocessingml/2006/main" xmlns:w14="http://schemas.microsoft.com/office/word/2010/wordml" xmlns:w15="http://schemas.microsoft.com/office/word/2012/wordml" xmlns:w16cei="http://schemas.microsoft.com/office/word/2026/wordml/cei" xmlns:w16cex="http://schemas.microsoft.com/office/word/2018/wordml/cex" xmlns:w16cid="http://schemas.microsoft.com/office/word/2016/wordml/cid" xmlns:w16="http://schemas.microsoft.com/office/word/2018/wordml" xmlns:w16du="http://schemas.microsoft.com/office/word/2023/wordml/word16du" xmlns:w16sdtdh="http://schemas.microsoft.com/office/word/2020/wordml/sdtdatahash" xmlns:w16sdtfl="http://schemas.microsoft.com/office/word/2024/wordml/sdtformatlock" xmlns:w16se="http://schemas.microsoft.com/office/word/2015/wordml/symex" xmlns:wpg="http://schemas.microsoft.com/office/word/2010/wordprocessingGroup" xmlns:wpi="http://schemas.microsoft.com/office/word/2010/wordprocessingInk" xmlns:wne="http://schemas.microsoft.com/office/word/2006/wordml" xmlns:wps="http://schemas.microsoft.com/office/word/2010/wordprocessingShape" mc:Ignorable="w14 w15 w16se w16cid w16 w16cex w16sdtdh w16sdtfl w16du wp14">
+<w:document xmlns:wpc="http://schemas.microsoft.com/office/word/2010/wordprocessingCanvas" xmlns:cx="http://schemas.microsoft.com/office/drawing/2014/chartex" xmlns:cx1="http://schemas.microsoft.com/office/drawing/2015/9/8/chartex" xmlns:cx2="http://schemas.microsoft.com/office/drawing/2015/10/21/chartex" xmlns:cx3="http://schemas.microsoft.com/office/drawing/2016/5/9/chartex" xmlns:cx4="http://schemas.microsoft.com/office/drawing/2016/5/10/chartex" xmlns:cx5="http://schemas.microsoft.com/office/drawing/2016/5/11/chartex" xmlns:cx6="http://schemas.microsoft.com/office/drawing/2016/5/12/chartex" xmlns:cx7="http://schemas.microsoft.com/office/drawing/2016/5/13/chartex" xmlns:cx8="http://schemas.microsoft.com/office/drawing/2016/5/14/chartex" xmlns:mc="http://schemas.openxmlformats.org/markup-compatibility/2006" xmlns:aink="http://schemas.microsoft.com/office/drawing/2016/ink" xmlns:am3d="http://schemas.microsoft.com/office/drawing/2017/model3d" xmlns:o="urn:schemas-microsoft-com:office:office" xmlns:oel="http://schemas.microsoft.com/office/2019/extlst" xmlns:r="http://schemas.openxmlformats.org/officeDocument/2006/relationships" xmlns:m="http://schemas.openxmlformats.org/officeDocument/2006/math" xmlns:v="urn:schemas-microsoft-com:vml" xmlns:wp14="http://schemas.microsoft.com/office/word/2010/wordprocessingDrawing" xmlns:wp="http://schemas.openxmlformats.org/drawingml/2006/wordprocessingDrawing" xmlns:w10="urn:schemas-microsoft-com:office:word" xmlns:w="http://schemas.openxmlformats.org/wordprocessingml/2006/main" xmlns:w14="http://schemas.microsoft.com/office/word/2010/wordml" xmlns:w15="http://schemas.microsoft.com/office/word/2012/wordml" xmlns:w16cex="http://schemas.microsoft.com/office/word/2018/wordml/cex" xmlns:w16cid="http://schemas.microsoft.com/office/word/2016/wordml/cid" xmlns:w16="http://schemas.microsoft.com/office/word/2018/wordml" xmlns:w16du="http://schemas.microsoft.com/office/word/2023/wordml/word16du" xmlns:w16sdtdh="http://schemas.microsoft.com/office/word/2020/wordml/sdtdatahash" xmlns:w16sdtfl="http://schemas.microsoft.com/office/word/2024/wordml/sdtformatlock" xmlns:w16se="http://schemas.microsoft.com/office/word/2015/wordml/symex" xmlns:wpg="http://schemas.microsoft.com/office/word/2010/wordprocessingGroup" xmlns:wpi="http://schemas.microsoft.com/office/word/2010/wordprocessingInk" xmlns:wne="http://schemas.microsoft.com/office/word/2006/wordml" xmlns:wps="http://schemas.microsoft.com/office/word/2010/wordprocessingShape" mc:Ignorable="w14 w15 w16se w16cid w16 w16cex w16sdtdh w16sdtfl w16du wp14">
   <w:body>
     <w:p>
       <w:pPr>
@@ -10,77 +10,54 @@
           <w:color w:val="000000"/>
         </w:rPr>
       </w:pPr>
-      <w:r>
-        <w:rPr>
-          <w:rFonts w:ascii="Aptos" w:hAnsi="Aptos" w:eastAsia="Aptos" w:cs="Aptos"/>
-          <w:color w:val="000000"/>
-          <w:sz w:val="40"/>
-          <w:szCs w:val="40"/>
-        </w:rPr>
-        <w:t/>
-      </w:r>
       <w:proofErr w:type="spellStart"/>
       <w:r>
         <w:rPr>
-          <w:rFonts w:ascii="Aptos" w:hAnsi="Aptos" w:eastAsia="Aptos" w:cs="Aptos"/>
-          <w:color w:val="000000"/>
-          <w:sz w:val="40"/>
-          <w:szCs w:val="40"/>
+          <w:rFonts w:ascii="Aptos" w:eastAsia="Aptos" w:hAnsi="Aptos" w:cs="Aptos"/>
+          <w:color w:val="000000"/>
         </w:rPr>
         <w:t>Presimulation</w:t>
       </w:r>
       <w:proofErr w:type="spellEnd"/>
       <w:r>
         <w:rPr>
-          <w:rFonts w:ascii="Aptos" w:hAnsi="Aptos" w:eastAsia="Aptos" w:cs="Aptos"/>
-          <w:color w:val="000000"/>
-          <w:sz w:val="40"/>
-          <w:szCs w:val="40"/>
+          <w:rFonts w:ascii="Aptos" w:eastAsia="Aptos" w:hAnsi="Aptos" w:cs="Aptos"/>
+          <w:color w:val="000000"/>
         </w:rPr>
         <w:t xml:space="preserve"> Activity</w:t>
       </w:r>
       <w:r>
         <w:rPr>
-          <w:rFonts w:ascii="Aptos" w:hAnsi="Aptos" w:eastAsia="Aptos" w:cs="Aptos"/>
-          <w:color w:val="000000"/>
-          <w:sz w:val="40"/>
-          <w:szCs w:val="40"/>
+          <w:rFonts w:ascii="Aptos" w:eastAsia="Aptos" w:hAnsi="Aptos" w:cs="Aptos"/>
+          <w:color w:val="000000"/>
         </w:rPr>
         <w:t xml:space="preserve"> 3: Condition History </w:t>
       </w:r>
       <w:r>
         <w:rPr>
-          <w:rFonts w:ascii="Aptos" w:hAnsi="Aptos" w:eastAsia="Aptos" w:cs="Aptos"/>
-          <w:color w:val="000000"/>
-          <w:sz w:val="40"/>
-          <w:szCs w:val="40"/>
+          <w:rFonts w:ascii="Aptos" w:eastAsia="Aptos" w:hAnsi="Aptos" w:cs="Aptos"/>
+          <w:color w:val="000000"/>
         </w:rPr>
         <w:t>W</w:t>
       </w:r>
       <w:r>
         <w:rPr>
-          <w:rFonts w:ascii="Aptos" w:hAnsi="Aptos" w:eastAsia="Aptos" w:cs="Aptos"/>
-          <w:color w:val="000000"/>
-          <w:sz w:val="40"/>
-          <w:szCs w:val="40"/>
+          <w:rFonts w:ascii="Aptos" w:eastAsia="Aptos" w:hAnsi="Aptos" w:cs="Aptos"/>
+          <w:color w:val="000000"/>
         </w:rPr>
         <w:t xml:space="preserve">ith a </w:t>
       </w:r>
       <w:r>
         <w:rPr>
-          <w:rFonts w:ascii="Aptos" w:hAnsi="Aptos" w:eastAsia="Aptos" w:cs="Aptos"/>
-          <w:color w:val="000000"/>
-          <w:sz w:val="40"/>
-          <w:szCs w:val="40"/>
+          <w:rFonts w:ascii="Aptos" w:eastAsia="Aptos" w:hAnsi="Aptos" w:cs="Aptos"/>
+          <w:color w:val="000000"/>
         </w:rPr>
         <w:t>F</w:t>
       </w:r>
       <w:r>
         <w:rPr>
-          <w:rFonts w:ascii="Aptos" w:hAnsi="Aptos" w:eastAsia="Aptos" w:cs="Aptos"/>
-          <w:color w:val="000000"/>
-          <w:sz w:val="40"/>
-          <w:szCs w:val="40"/>
+          <w:rFonts w:ascii="Aptos" w:eastAsia="Aptos" w:hAnsi="Aptos" w:cs="Aptos"/>
+          <w:color w:val="000000"/>
         </w:rPr>
         <w:t>riend</w:t>
       </w:r>
@@ -94,25 +71,9 @@
       </w:pPr>
       <w:r>
         <w:rPr>
-          <w:rFonts w:ascii="Aptos" w:hAnsi="Aptos" w:eastAsia="Aptos" w:cs="Aptos"/>
-          <w:color w:val="000000"/>
-        </w:rPr>
-        <w:t xml:space="preserve">Have a friend choose two conditions, diseases, injuries, or other incidents. Ask your friend the SAMPLE OPQRST questions for each condition. </w:t>
-      </w:r>
-      <w:del w:id="4" w:author="Anna Seaman" w:date="2026-08-20T14:37:00Z" w16du:dateUtc="2026-08-20T19:37:00Z">
-        <w:r>
-          <w:rPr>
-            <w:color w:val="000000"/>
-          </w:rPr>
-          <w:delText xml:space="preserve">the SAMPLE OPQRST questions for each condition. </w:delText>
-        </w:r>
-      </w:del>
-      <w:r>
-        <w:rPr>
-          <w:rFonts w:ascii="Aptos" w:hAnsi="Aptos" w:eastAsia="Aptos" w:cs="Aptos"/>
-          <w:color w:val="000000"/>
-        </w:rPr>
-        <w:t>Using the list provided later, write the answers to the questions on the list. Then, inform the friend of your differential diagnoses.</w:t>
+          <w:color w:val="000000"/>
+        </w:rPr>
+        <w:t>Have a friend choose two conditions, diseases, injuries, or other incidents. Ask your friend the SAMPLE OPQRST questions for each condition. Using the list provided later, write the answers to the questions on the list. Then, inform the friend of your differential diagnoses.</w:t>
       </w:r>
     </w:p>
     <w:p>
@@ -122,6 +83,12 @@
           <w:color w:val="000000"/>
         </w:rPr>
       </w:pPr>
+      <w:r>
+        <w:rPr>
+          <w:color w:val="000000"/>
+        </w:rPr>
+        <w:t>When complete, give each piece of paper to another student, and ask them to provide a list of differential diagnoses. If they are unable to provide a good or accurate list.</w:t>
+      </w:r>
     </w:p>
     <w:p>
       <w:pPr>
@@ -130,13 +97,6 @@
           <w:color w:val="000000"/>
         </w:rPr>
       </w:pPr>
-      <w:r>
-        <w:rPr>
-          <w:rFonts w:ascii="Aptos" w:hAnsi="Aptos" w:eastAsia="Aptos" w:cs="Aptos"/>
-          <w:color w:val="000000"/>
-        </w:rPr>
-        <w:t>When complete, give each piece of paper to another student, and ask them to provide a list of differential diagnoses. If they are unable to provide a good or accurate list.</w:t>
-      </w:r>
     </w:p>
     <w:p>
       <w:pPr>
@@ -145,6 +105,14 @@
           <w:color w:val="000000"/>
         </w:rPr>
       </w:pPr>
+      <w:r>
+        <w:rPr>
+          <w:b/>
+          <w:bCs/>
+          <w:color w:val="000000"/>
+        </w:rPr>
+        <w:t>Condition 1</w:t>
+      </w:r>
     </w:p>
     <w:p>
       <w:pPr>
@@ -155,12 +123,242 @@
       </w:pPr>
       <w:r>
         <w:rPr>
-          <w:rFonts w:ascii="Aptos" w:hAnsi="Aptos" w:eastAsia="Aptos" w:cs="Aptos"/>
+          <w:color w:val="000000"/>
+        </w:rPr>
+        <w:t xml:space="preserve">(Fill in the </w:t>
+      </w:r>
+      <w:r>
+        <w:rPr>
+          <w:color w:val="000000"/>
+        </w:rPr>
+        <w:t>name of the condition, disease, or injury</w:t>
+      </w:r>
+      <w:r>
+        <w:rPr>
+          <w:color w:val="000000"/>
+        </w:rPr>
+        <w:t xml:space="preserve"> </w:t>
+      </w:r>
+      <w:r>
+        <w:rPr>
+          <w:i/>
+          <w:iCs/>
+          <w:color w:val="000000"/>
+        </w:rPr>
+        <w:t xml:space="preserve">after </w:t>
+      </w:r>
+      <w:r>
+        <w:rPr>
+          <w:color w:val="000000"/>
+        </w:rPr>
+        <w:t>you share the list with a friend.)</w:t>
+      </w:r>
+    </w:p>
+    <w:p>
+      <w:pPr>
+        <w:spacing w:line="480" w:lineRule="auto"/>
+        <w:ind w:left="720"/>
+        <w:rPr>
+          <w:color w:val="000000"/>
+        </w:rPr>
+      </w:pPr>
+      <w:r>
+        <w:rPr>
+          <w:color w:val="000000"/>
+        </w:rPr>
+        <w:t>S</w:t>
+      </w:r>
+    </w:p>
+    <w:p>
+      <w:pPr>
+        <w:spacing w:line="480" w:lineRule="auto"/>
+        <w:ind w:left="720"/>
+        <w:rPr>
+          <w:color w:val="000000"/>
+        </w:rPr>
+      </w:pPr>
+      <w:r>
+        <w:rPr>
+          <w:color w:val="000000"/>
+        </w:rPr>
+        <w:t>A</w:t>
+      </w:r>
+    </w:p>
+    <w:p>
+      <w:pPr>
+        <w:spacing w:line="480" w:lineRule="auto"/>
+        <w:ind w:left="720"/>
+        <w:rPr>
+          <w:color w:val="000000"/>
+        </w:rPr>
+      </w:pPr>
+      <w:r>
+        <w:rPr>
+          <w:color w:val="000000"/>
+        </w:rPr>
+        <w:t>M</w:t>
+      </w:r>
+    </w:p>
+    <w:p>
+      <w:pPr>
+        <w:spacing w:line="480" w:lineRule="auto"/>
+        <w:ind w:left="720"/>
+        <w:rPr>
+          <w:color w:val="000000"/>
+        </w:rPr>
+      </w:pPr>
+      <w:r>
+        <w:rPr>
+          <w:color w:val="000000"/>
+        </w:rPr>
+        <w:t>P</w:t>
+      </w:r>
+    </w:p>
+    <w:p>
+      <w:pPr>
+        <w:spacing w:line="480" w:lineRule="auto"/>
+        <w:ind w:left="720"/>
+        <w:rPr>
+          <w:color w:val="000000"/>
+        </w:rPr>
+      </w:pPr>
+      <w:r>
+        <w:rPr>
+          <w:color w:val="000000"/>
+        </w:rPr>
+        <w:t>L</w:t>
+      </w:r>
+    </w:p>
+    <w:p>
+      <w:pPr>
+        <w:spacing w:line="480" w:lineRule="auto"/>
+        <w:ind w:left="720"/>
+        <w:rPr>
+          <w:color w:val="000000"/>
+        </w:rPr>
+      </w:pPr>
+      <w:r>
+        <w:rPr>
+          <w:color w:val="000000"/>
+        </w:rPr>
+        <w:t>E</w:t>
+      </w:r>
+    </w:p>
+    <w:p>
+      <w:pPr>
+        <w:spacing w:line="480" w:lineRule="auto"/>
+        <w:ind w:left="720"/>
+        <w:rPr>
+          <w:color w:val="000000"/>
+        </w:rPr>
+      </w:pPr>
+      <w:r>
+        <w:rPr>
+          <w:color w:val="000000"/>
+        </w:rPr>
+        <w:t>O</w:t>
+      </w:r>
+    </w:p>
+    <w:p>
+      <w:pPr>
+        <w:spacing w:line="480" w:lineRule="auto"/>
+        <w:ind w:left="720"/>
+        <w:rPr>
+          <w:color w:val="000000"/>
+        </w:rPr>
+      </w:pPr>
+      <w:r>
+        <w:rPr>
+          <w:color w:val="000000"/>
+        </w:rPr>
+        <w:t>P</w:t>
+      </w:r>
+    </w:p>
+    <w:p>
+      <w:pPr>
+        <w:spacing w:line="480" w:lineRule="auto"/>
+        <w:ind w:left="720"/>
+        <w:rPr>
+          <w:color w:val="000000"/>
+        </w:rPr>
+      </w:pPr>
+      <w:r>
+        <w:rPr>
+          <w:color w:val="000000"/>
+        </w:rPr>
+        <w:t>Q</w:t>
+      </w:r>
+    </w:p>
+    <w:p>
+      <w:pPr>
+        <w:spacing w:line="480" w:lineRule="auto"/>
+        <w:ind w:left="720"/>
+        <w:rPr>
+          <w:color w:val="000000"/>
+        </w:rPr>
+      </w:pPr>
+      <w:r>
+        <w:rPr>
+          <w:color w:val="000000"/>
+        </w:rPr>
+        <w:t>R</w:t>
+      </w:r>
+    </w:p>
+    <w:p>
+      <w:pPr>
+        <w:spacing w:line="480" w:lineRule="auto"/>
+        <w:ind w:left="720"/>
+        <w:rPr>
+          <w:color w:val="000000"/>
+        </w:rPr>
+      </w:pPr>
+      <w:r>
+        <w:rPr>
+          <w:color w:val="000000"/>
+        </w:rPr>
+        <w:lastRenderedPageBreak/>
+        <w:t>S</w:t>
+      </w:r>
+    </w:p>
+    <w:p>
+      <w:pPr>
+        <w:spacing w:line="480" w:lineRule="auto"/>
+        <w:ind w:left="720"/>
+        <w:rPr>
+          <w:color w:val="000000"/>
+        </w:rPr>
+      </w:pPr>
+      <w:r>
+        <w:rPr>
+          <w:color w:val="000000"/>
+        </w:rPr>
+        <w:t>T</w:t>
+      </w:r>
+    </w:p>
+    <w:p>
+      <w:pPr>
+        <w:spacing w:line="480" w:lineRule="auto"/>
+        <w:rPr>
+          <w:color w:val="000000"/>
+        </w:rPr>
+      </w:pPr>
+    </w:p>
+    <w:p>
+      <w:pPr>
+        <w:spacing w:line="480" w:lineRule="auto"/>
+        <w:rPr>
           <w:b/>
           <w:bCs/>
           <w:color w:val="000000"/>
         </w:rPr>
-        <w:t>Condition 1</w:t>
+      </w:pPr>
+      <w:r>
+        <w:rPr>
+          <w:b/>
+          <w:bCs/>
+          <w:color w:val="000000"/>
+        </w:rPr>
+        <w:t>Condition 2</w:t>
       </w:r>
     </w:p>
     <w:p>
@@ -172,28 +370,18 @@
       </w:pPr>
       <w:r>
         <w:rPr>
-          <w:rFonts w:ascii="Aptos" w:hAnsi="Aptos" w:eastAsia="Aptos" w:cs="Aptos"/>
           <w:color w:val="000000"/>
         </w:rPr>
         <w:t xml:space="preserve">(Fill in the </w:t>
       </w:r>
       <w:r>
         <w:rPr>
-          <w:rFonts w:ascii="Aptos" w:hAnsi="Aptos" w:eastAsia="Aptos" w:cs="Aptos"/>
-          <w:color w:val="000000"/>
-        </w:rPr>
-        <w:t>name of the condition, disease, or injury</w:t>
-      </w:r>
-      <w:r>
-        <w:rPr>
-          <w:rFonts w:ascii="Aptos" w:hAnsi="Aptos" w:eastAsia="Aptos" w:cs="Aptos"/>
-          <w:color w:val="000000"/>
-        </w:rPr>
-        <w:t xml:space="preserve"> </w:t>
-      </w:r>
-      <w:r>
-        <w:rPr>
-          <w:rFonts w:ascii="Aptos" w:hAnsi="Aptos" w:eastAsia="Aptos" w:cs="Aptos"/>
+          <w:color w:val="000000"/>
+        </w:rPr>
+        <w:t xml:space="preserve">name of the condition, disease, or injury </w:t>
+      </w:r>
+      <w:r>
+        <w:rPr>
           <w:i/>
           <w:iCs/>
           <w:color w:val="000000"/>
@@ -202,7 +390,6 @@
       </w:r>
       <w:r>
         <w:rPr>
-          <w:rFonts w:ascii="Aptos" w:hAnsi="Aptos" w:eastAsia="Aptos" w:cs="Aptos"/>
           <w:color w:val="000000"/>
         </w:rPr>
         <w:t>you share the list with a friend.)</w:t>
@@ -218,7 +405,6 @@
       </w:pPr>
       <w:r>
         <w:rPr>
-          <w:rFonts w:ascii="Aptos" w:hAnsi="Aptos" w:eastAsia="Aptos" w:cs="Aptos"/>
           <w:color w:val="000000"/>
         </w:rPr>
         <w:t>S</w:t>
@@ -234,7 +420,6 @@
       </w:pPr>
       <w:r>
         <w:rPr>
-          <w:rFonts w:ascii="Aptos" w:hAnsi="Aptos" w:eastAsia="Aptos" w:cs="Aptos"/>
           <w:color w:val="000000"/>
         </w:rPr>
         <w:t>A</w:t>
@@ -250,7 +435,6 @@
       </w:pPr>
       <w:r>
         <w:rPr>
-          <w:rFonts w:ascii="Aptos" w:hAnsi="Aptos" w:eastAsia="Aptos" w:cs="Aptos"/>
           <w:color w:val="000000"/>
         </w:rPr>
         <w:t>M</w:t>
@@ -266,7 +450,6 @@
       </w:pPr>
       <w:r>
         <w:rPr>
-          <w:rFonts w:ascii="Aptos" w:hAnsi="Aptos" w:eastAsia="Aptos" w:cs="Aptos"/>
           <w:color w:val="000000"/>
         </w:rPr>
         <w:t>P</w:t>
@@ -282,10 +465,8 @@
       </w:pPr>
       <w:r>
         <w:rPr>
-          <w:rFonts w:ascii="Aptos" w:hAnsi="Aptos" w:eastAsia="Aptos" w:cs="Aptos"/>
-          <w:color w:val="000000"/>
-        </w:rPr>
-        <w:lastRenderedPageBreak/>
+          <w:color w:val="000000"/>
+        </w:rPr>
         <w:t>L</w:t>
       </w:r>
     </w:p>
@@ -299,7 +480,6 @@
       </w:pPr>
       <w:r>
         <w:rPr>
-          <w:rFonts w:ascii="Aptos" w:hAnsi="Aptos" w:eastAsia="Aptos" w:cs="Aptos"/>
           <w:color w:val="000000"/>
         </w:rPr>
         <w:t>E</w:t>
@@ -315,7 +495,6 @@
       </w:pPr>
       <w:r>
         <w:rPr>
-          <w:rFonts w:ascii="Aptos" w:hAnsi="Aptos" w:eastAsia="Aptos" w:cs="Aptos"/>
           <w:color w:val="000000"/>
         </w:rPr>
         <w:t>O</w:t>
@@ -331,7 +510,6 @@
       </w:pPr>
       <w:r>
         <w:rPr>
-          <w:rFonts w:ascii="Aptos" w:hAnsi="Aptos" w:eastAsia="Aptos" w:cs="Aptos"/>
           <w:color w:val="000000"/>
         </w:rPr>
         <w:t>P</w:t>
@@ -347,7 +525,6 @@
       </w:pPr>
       <w:r>
         <w:rPr>
-          <w:rFonts w:ascii="Aptos" w:hAnsi="Aptos" w:eastAsia="Aptos" w:cs="Aptos"/>
           <w:color w:val="000000"/>
         </w:rPr>
         <w:t>Q</w:t>
@@ -363,7 +540,6 @@
       </w:pPr>
       <w:r>
         <w:rPr>
-          <w:rFonts w:ascii="Aptos" w:hAnsi="Aptos" w:eastAsia="Aptos" w:cs="Aptos"/>
           <w:color w:val="000000"/>
         </w:rPr>
         <w:t>R</w:t>
@@ -379,7 +555,6 @@
       </w:pPr>
       <w:r>
         <w:rPr>
-          <w:rFonts w:ascii="Aptos" w:hAnsi="Aptos" w:eastAsia="Aptos" w:cs="Aptos"/>
           <w:color w:val="000000"/>
         </w:rPr>
         <w:t>S</w:t>
@@ -395,271 +570,13 @@
       </w:pPr>
       <w:r>
         <w:rPr>
-          <w:rFonts w:ascii="Aptos" w:hAnsi="Aptos" w:eastAsia="Aptos" w:cs="Aptos"/>
-          <w:color w:val="000000"/>
-        </w:rPr>
-        <w:t>T</w:t>
-      </w:r>
-    </w:p>
-    <w:p>
-      <w:pPr>
-        <w:spacing w:line="480" w:lineRule="auto"/>
-        <w:rPr>
-          <w:color w:val="000000"/>
-        </w:rPr>
-      </w:pPr>
-    </w:p>
-    <w:p>
-      <w:pPr>
-        <w:spacing w:line="480" w:lineRule="auto"/>
-        <w:rPr>
-          <w:b/>
-          <w:bCs/>
-          <w:color w:val="000000"/>
-        </w:rPr>
-      </w:pPr>
-      <w:r>
-        <w:rPr>
-          <w:rFonts w:ascii="Aptos" w:hAnsi="Aptos" w:eastAsia="Aptos" w:cs="Aptos"/>
-          <w:b/>
-          <w:bCs/>
-          <w:color w:val="000000"/>
-        </w:rPr>
-        <w:t>Condition 2</w:t>
-      </w:r>
-    </w:p>
-    <w:p>
-      <w:pPr>
-        <w:spacing w:line="480" w:lineRule="auto"/>
-        <w:rPr>
-          <w:color w:val="000000"/>
-        </w:rPr>
-      </w:pPr>
-      <w:r>
-        <w:rPr>
-          <w:rFonts w:ascii="Aptos" w:hAnsi="Aptos" w:eastAsia="Aptos" w:cs="Aptos"/>
-          <w:color w:val="000000"/>
-        </w:rPr>
-        <w:t xml:space="preserve">(Fill in the </w:t>
-      </w:r>
-      <w:r>
-        <w:rPr>
-          <w:rFonts w:ascii="Aptos" w:hAnsi="Aptos" w:eastAsia="Aptos" w:cs="Aptos"/>
-          <w:color w:val="000000"/>
-        </w:rPr>
-        <w:t xml:space="preserve">name of the condition, disease, or injury </w:t>
-      </w:r>
-      <w:r>
-        <w:rPr>
-          <w:rFonts w:ascii="Aptos" w:hAnsi="Aptos" w:eastAsia="Aptos" w:cs="Aptos"/>
-          <w:i/>
-          <w:iCs/>
-          <w:color w:val="000000"/>
-        </w:rPr>
-        <w:t xml:space="preserve">after </w:t>
-      </w:r>
-      <w:r>
-        <w:rPr>
-          <w:rFonts w:ascii="Aptos" w:hAnsi="Aptos" w:eastAsia="Aptos" w:cs="Aptos"/>
-          <w:color w:val="000000"/>
-        </w:rPr>
-        <w:t>you share the list with a friend.)</w:t>
-      </w:r>
-    </w:p>
-    <w:p>
-      <w:pPr>
-        <w:spacing w:line="480" w:lineRule="auto"/>
-        <w:ind w:left="720"/>
-        <w:rPr>
-          <w:color w:val="000000"/>
-        </w:rPr>
-      </w:pPr>
-      <w:r>
-        <w:rPr>
-          <w:rFonts w:ascii="Aptos" w:hAnsi="Aptos" w:eastAsia="Aptos" w:cs="Aptos"/>
-          <w:color w:val="000000"/>
-        </w:rPr>
-        <w:t>S</w:t>
-      </w:r>
-    </w:p>
-    <w:p>
-      <w:pPr>
-        <w:spacing w:line="480" w:lineRule="auto"/>
-        <w:ind w:left="720"/>
-        <w:rPr>
-          <w:color w:val="000000"/>
-        </w:rPr>
-      </w:pPr>
-      <w:r>
-        <w:rPr>
-          <w:rFonts w:ascii="Aptos" w:hAnsi="Aptos" w:eastAsia="Aptos" w:cs="Aptos"/>
-          <w:color w:val="000000"/>
-        </w:rPr>
-        <w:t>A</w:t>
-      </w:r>
-    </w:p>
-    <w:p>
-      <w:pPr>
-        <w:spacing w:line="480" w:lineRule="auto"/>
-        <w:ind w:left="720"/>
-        <w:rPr>
-          <w:color w:val="000000"/>
-        </w:rPr>
-      </w:pPr>
-      <w:r>
-        <w:rPr>
-          <w:rFonts w:ascii="Aptos" w:hAnsi="Aptos" w:eastAsia="Aptos" w:cs="Aptos"/>
-          <w:color w:val="000000"/>
-        </w:rPr>
-        <w:t>M</w:t>
-      </w:r>
-    </w:p>
-    <w:p>
-      <w:pPr>
-        <w:spacing w:line="480" w:lineRule="auto"/>
-        <w:ind w:left="720"/>
-        <w:rPr>
-          <w:color w:val="000000"/>
-        </w:rPr>
-      </w:pPr>
-      <w:r>
-        <w:rPr>
-          <w:rFonts w:ascii="Aptos" w:hAnsi="Aptos" w:eastAsia="Aptos" w:cs="Aptos"/>
-          <w:color w:val="000000"/>
-        </w:rPr>
-        <w:t>P</w:t>
-      </w:r>
-    </w:p>
-    <w:p>
-      <w:pPr>
-        <w:spacing w:line="480" w:lineRule="auto"/>
-        <w:ind w:left="720"/>
-        <w:rPr>
-          <w:color w:val="000000"/>
-        </w:rPr>
-      </w:pPr>
-      <w:r>
-        <w:rPr>
-          <w:rFonts w:ascii="Aptos" w:hAnsi="Aptos" w:eastAsia="Aptos" w:cs="Aptos"/>
-          <w:color w:val="000000"/>
-        </w:rPr>
-        <w:t>L</w:t>
-      </w:r>
-    </w:p>
-    <w:p>
-      <w:pPr>
-        <w:spacing w:line="480" w:lineRule="auto"/>
-        <w:ind w:left="720"/>
-        <w:rPr>
-          <w:color w:val="000000"/>
-        </w:rPr>
-      </w:pPr>
-      <w:r>
-        <w:rPr>
-          <w:rFonts w:ascii="Aptos" w:hAnsi="Aptos" w:eastAsia="Aptos" w:cs="Aptos"/>
-          <w:color w:val="000000"/>
-        </w:rPr>
-        <w:t>E</w:t>
-      </w:r>
-    </w:p>
-    <w:p>
-      <w:pPr>
-        <w:spacing w:line="480" w:lineRule="auto"/>
-        <w:ind w:left="720"/>
-        <w:rPr>
-          <w:color w:val="000000"/>
-        </w:rPr>
-      </w:pPr>
-      <w:r>
-        <w:rPr>
-          <w:rFonts w:ascii="Aptos" w:hAnsi="Aptos" w:eastAsia="Aptos" w:cs="Aptos"/>
-          <w:color w:val="000000"/>
-        </w:rPr>
-        <w:t>O</w:t>
-      </w:r>
-    </w:p>
-    <w:p>
-      <w:pPr>
-        <w:spacing w:line="480" w:lineRule="auto"/>
-        <w:ind w:left="720"/>
-        <w:rPr>
-          <w:color w:val="000000"/>
-        </w:rPr>
-      </w:pPr>
-      <w:r>
-        <w:rPr>
-          <w:rFonts w:ascii="Aptos" w:hAnsi="Aptos" w:eastAsia="Aptos" w:cs="Aptos"/>
-          <w:color w:val="000000"/>
-        </w:rPr>
-        <w:t>P</w:t>
-      </w:r>
-    </w:p>
-    <w:p>
-      <w:pPr>
-        <w:spacing w:line="480" w:lineRule="auto"/>
-        <w:ind w:left="720"/>
-        <w:rPr>
-          <w:color w:val="000000"/>
-        </w:rPr>
-      </w:pPr>
-      <w:r>
-        <w:rPr>
-          <w:rFonts w:ascii="Aptos" w:hAnsi="Aptos" w:eastAsia="Aptos" w:cs="Aptos"/>
-          <w:color w:val="000000"/>
-        </w:rPr>
-        <w:t>Q</w:t>
-      </w:r>
-    </w:p>
-    <w:p>
-      <w:pPr>
-        <w:spacing w:line="480" w:lineRule="auto"/>
-        <w:ind w:left="720"/>
-        <w:rPr>
-          <w:color w:val="000000"/>
-        </w:rPr>
-      </w:pPr>
-      <w:r>
-        <w:rPr>
-          <w:rFonts w:ascii="Aptos" w:hAnsi="Aptos" w:eastAsia="Aptos" w:cs="Aptos"/>
-          <w:color w:val="000000"/>
-        </w:rPr>
-        <w:t>R</w:t>
-      </w:r>
-    </w:p>
-    <w:p>
-      <w:pPr>
-        <w:spacing w:line="480" w:lineRule="auto"/>
-        <w:ind w:left="720"/>
-        <w:rPr>
-          <w:color w:val="000000"/>
-        </w:rPr>
-      </w:pPr>
-      <w:r>
-        <w:rPr>
-          <w:rFonts w:ascii="Aptos" w:hAnsi="Aptos" w:eastAsia="Aptos" w:cs="Aptos"/>
-          <w:color w:val="000000"/>
-        </w:rPr>
-        <w:t>S</w:t>
-      </w:r>
-    </w:p>
-    <w:p>
-      <w:pPr>
-        <w:spacing w:line="480" w:lineRule="auto"/>
-        <w:ind w:left="720"/>
-        <w:rPr>
-          <w:color w:val="000000"/>
-        </w:rPr>
-      </w:pPr>
-      <w:r>
-        <w:rPr>
-          <w:rFonts w:ascii="Aptos" w:hAnsi="Aptos" w:eastAsia="Aptos" w:cs="Aptos"/>
           <w:color w:val="000000"/>
         </w:rPr>
         <w:t>T</w:t>
       </w:r>
     </w:p>
     <w:sectPr>
-      <w:footerReference w:type="default" r:id="rId8"/>
+      <w:footerReference w:type="default" r:id="rId7"/>
       <w:pgSz w:w="12240" w:h="15840"/>
       <w:pgMar w:top="1440" w:right="1440" w:bottom="1440" w:left="1440" w:header="706" w:footer="706" w:gutter="0"/>
       <w:cols w:space="720"/>
@@ -669,31 +586,59 @@
 </w:document>
 </file>
 
+<file path=word/endnotes.xml><?xml version="1.0" encoding="utf-8"?>
+<w:endnotes xmlns:wpc="http://schemas.microsoft.com/office/word/2010/wordprocessingCanvas" xmlns:cx="http://schemas.microsoft.com/office/drawing/2014/chartex" xmlns:cx1="http://schemas.microsoft.com/office/drawing/2015/9/8/chartex" xmlns:cx2="http://schemas.microsoft.com/office/drawing/2015/10/21/chartex" xmlns:cx3="http://schemas.microsoft.com/office/drawing/2016/5/9/chartex" xmlns:cx4="http://schemas.microsoft.com/office/drawing/2016/5/10/chartex" xmlns:cx5="http://schemas.microsoft.com/office/drawing/2016/5/11/chartex" xmlns:cx6="http://schemas.microsoft.com/office/drawing/2016/5/12/chartex" xmlns:cx7="http://schemas.microsoft.com/office/drawing/2016/5/13/chartex" xmlns:cx8="http://schemas.microsoft.com/office/drawing/2016/5/14/chartex" xmlns:mc="http://schemas.openxmlformats.org/markup-compatibility/2006" xmlns:aink="http://schemas.microsoft.com/office/drawing/2016/ink" xmlns:am3d="http://schemas.microsoft.com/office/drawing/2017/model3d" xmlns:o="urn:schemas-microsoft-com:office:office" xmlns:oel="http://schemas.microsoft.com/office/2019/extlst" xmlns:r="http://schemas.openxmlformats.org/officeDocument/2006/relationships" xmlns:m="http://schemas.openxmlformats.org/officeDocument/2006/math" xmlns:v="urn:schemas-microsoft-com:vml" xmlns:wp14="http://schemas.microsoft.com/office/word/2010/wordprocessingDrawing" xmlns:wp="http://schemas.openxmlformats.org/drawingml/2006/wordprocessingDrawing" xmlns:w10="urn:schemas-microsoft-com:office:word" xmlns:w="http://schemas.openxmlformats.org/wordprocessingml/2006/main" xmlns:w14="http://schemas.microsoft.com/office/word/2010/wordml" xmlns:w15="http://schemas.microsoft.com/office/word/2012/wordml" xmlns:w16cex="http://schemas.microsoft.com/office/word/2018/wordml/cex" xmlns:w16cid="http://schemas.microsoft.com/office/word/2016/wordml/cid" xmlns:w16="http://schemas.microsoft.com/office/word/2018/wordml" xmlns:w16du="http://schemas.microsoft.com/office/word/2023/wordml/word16du" xmlns:w16sdtdh="http://schemas.microsoft.com/office/word/2020/wordml/sdtdatahash" xmlns:w16sdtfl="http://schemas.microsoft.com/office/word/2024/wordml/sdtformatlock" xmlns:w16se="http://schemas.microsoft.com/office/word/2015/wordml/symex" xmlns:wpg="http://schemas.microsoft.com/office/word/2010/wordprocessingGroup" xmlns:wpi="http://schemas.microsoft.com/office/word/2010/wordprocessingInk" xmlns:wne="http://schemas.microsoft.com/office/word/2006/wordml" xmlns:wps="http://schemas.microsoft.com/office/word/2010/wordprocessingShape" mc:Ignorable="w14 w15 w16se w16cid w16 w16cex w16sdtdh w16sdtfl w16du wp14">
+  <w:endnote w:type="separator" w:id="-1">
+    <w:p>
+      <w:r>
+        <w:separator/>
+      </w:r>
+    </w:p>
+  </w:endnote>
+  <w:endnote w:type="continuationSeparator" w:id="0">
+    <w:p>
+      <w:r>
+        <w:continuationSeparator/>
+      </w:r>
+    </w:p>
+  </w:endnote>
+</w:endnotes>
+</file>
+
 <file path=word/footer1.xml><?xml version="1.0" encoding="utf-8"?>
-<w:ftr xmlns:m="http://schemas.openxmlformats.org/officeDocument/2006/math" xmlns:mc="http://schemas.openxmlformats.org/markup-compatibility/2006" xmlns:mo="http://schemas.microsoft.com/office/mac/office/2008/main" xmlns:mv="urn:schemas-microsoft-com:mac:vml" xmlns:o="urn:schemas-microsoft-com:office:office" xmlns:r="http://schemas.openxmlformats.org/officeDocument/2006/relationships" xmlns:v="urn:schemas-microsoft-com:vml" xmlns:w10="urn:schemas-microsoft-com:office:word" xmlns:w14="http://schemas.microsoft.com/office/word/2010/wordml" xmlns:w="http://schemas.openxmlformats.org/wordprocessingml/2006/main" xmlns:wne="http://schemas.microsoft.com/office/word/2006/wordml" xmlns:wp14="http://schemas.microsoft.com/office/word/2010/wordprocessingDrawing" xmlns:wp="http://schemas.openxmlformats.org/drawingml/2006/wordprocessingDrawing" xmlns:wpc="http://schemas.microsoft.com/office/word/2010/wordprocessingCanvas" xmlns:wpg="http://schemas.microsoft.com/office/word/2010/wordprocessingGroup" xmlns:wpi="http://schemas.microsoft.com/office/word/2010/wordprocessingInk" xmlns:wps="http://schemas.microsoft.com/office/word/2010/wordprocessingShape" mc:Ignorable="w14 wp14">
+<w:ftr xmlns:wpc="http://schemas.microsoft.com/office/word/2010/wordprocessingCanvas" xmlns:cx="http://schemas.microsoft.com/office/drawing/2014/chartex" xmlns:cx1="http://schemas.microsoft.com/office/drawing/2015/9/8/chartex" xmlns:cx2="http://schemas.microsoft.com/office/drawing/2015/10/21/chartex" xmlns:cx3="http://schemas.microsoft.com/office/drawing/2016/5/9/chartex" xmlns:cx4="http://schemas.microsoft.com/office/drawing/2016/5/10/chartex" xmlns:cx5="http://schemas.microsoft.com/office/drawing/2016/5/11/chartex" xmlns:cx6="http://schemas.microsoft.com/office/drawing/2016/5/12/chartex" xmlns:cx7="http://schemas.microsoft.com/office/drawing/2016/5/13/chartex" xmlns:cx8="http://schemas.microsoft.com/office/drawing/2016/5/14/chartex" xmlns:mc="http://schemas.openxmlformats.org/markup-compatibility/2006" xmlns:aink="http://schemas.microsoft.com/office/drawing/2016/ink" xmlns:am3d="http://schemas.microsoft.com/office/drawing/2017/model3d" xmlns:o="urn:schemas-microsoft-com:office:office" xmlns:oel="http://schemas.microsoft.com/office/2019/extlst" xmlns:r="http://schemas.openxmlformats.org/officeDocument/2006/relationships" xmlns:m="http://schemas.openxmlformats.org/officeDocument/2006/math" xmlns:v="urn:schemas-microsoft-com:vml" xmlns:wp14="http://schemas.microsoft.com/office/word/2010/wordprocessingDrawing" xmlns:wp="http://schemas.openxmlformats.org/drawingml/2006/wordprocessingDrawing" xmlns:w10="urn:schemas-microsoft-com:office:word" xmlns:w="http://schemas.openxmlformats.org/wordprocessingml/2006/main" xmlns:w14="http://schemas.microsoft.com/office/word/2010/wordml" xmlns:w15="http://schemas.microsoft.com/office/word/2012/wordml" xmlns:w16cex="http://schemas.microsoft.com/office/word/2018/wordml/cex" xmlns:w16cid="http://schemas.microsoft.com/office/word/2016/wordml/cid" xmlns:w16="http://schemas.microsoft.com/office/word/2018/wordml" xmlns:w16du="http://schemas.microsoft.com/office/word/2023/wordml/word16du" xmlns:w16sdtdh="http://schemas.microsoft.com/office/word/2020/wordml/sdtdatahash" xmlns:w16sdtfl="http://schemas.microsoft.com/office/word/2024/wordml/sdtformatlock" xmlns:w16se="http://schemas.microsoft.com/office/word/2015/wordml/symex" xmlns:wpg="http://schemas.microsoft.com/office/word/2010/wordprocessingGroup" xmlns:wpi="http://schemas.microsoft.com/office/word/2010/wordprocessingInk" xmlns:wne="http://schemas.microsoft.com/office/word/2006/wordml" xmlns:wps="http://schemas.microsoft.com/office/word/2010/wordprocessingShape" mc:Ignorable="w14 w15 w16se w16cid w16 w16cex w16sdtdh w16sdtfl w16du wp14">
   <w:p>
-    <w:pPr>
-      <w:spacing w:line="240" w:lineRule="auto" w:before="0" w:after="0"/>
-      <w:jc w:val="left"/>
-    </w:pPr>
     <w:r>
       <w:rPr>
-        <w:rFonts w:ascii="Aptos" w:hAnsi="Aptos" w:eastAsia="Aptos" w:cs="Aptos"/>
         <w:sz w:val="18"/>
       </w:rPr>
       <w:t xml:space="preserve">From J.M. Larson and H.L. Stedge, </w:t>
     </w:r>
     <w:r>
       <w:rPr>
-        <w:rFonts w:ascii="Aptos" w:hAnsi="Aptos" w:eastAsia="Aptos" w:cs="Aptos"/>
         <w:i/>
         <w:sz w:val="18"/>
       </w:rPr>
-      <w:t>Clinical Simulations for the Athletic Trainer HKPropel Access</w:t>
+      <w:t xml:space="preserve">Clinical Simulations for the Athletic Trainer </w:t>
+    </w:r>
+    <w:proofErr w:type="spellStart"/>
+    <w:r>
+      <w:rPr>
+        <w:i/>
+        <w:sz w:val="18"/>
+      </w:rPr>
+      <w:t>HKPropel</w:t>
+    </w:r>
+    <w:proofErr w:type="spellEnd"/>
+    <w:r>
+      <w:rPr>
+        <w:i/>
+        <w:sz w:val="18"/>
+      </w:rPr>
+      <w:t xml:space="preserve"> Access</w:t>
     </w:r>
     <w:r>
       <w:rPr>
-        <w:rFonts w:ascii="Aptos" w:hAnsi="Aptos" w:eastAsia="Aptos" w:cs="Aptos"/>
         <w:sz w:val="18"/>
       </w:rPr>
       <w:t xml:space="preserve"> (Human Kinetics, 2027).</w:t>
@@ -702,8 +647,27 @@
 </w:ftr>
 </file>
 
+<file path=word/footnotes.xml><?xml version="1.0" encoding="utf-8"?>
+<w:footnotes xmlns:wpc="http://schemas.microsoft.com/office/word/2010/wordprocessingCanvas" xmlns:cx="http://schemas.microsoft.com/office/drawing/2014/chartex" xmlns:cx1="http://schemas.microsoft.com/office/drawing/2015/9/8/chartex" xmlns:cx2="http://schemas.microsoft.com/office/drawing/2015/10/21/chartex" xmlns:cx3="http://schemas.microsoft.com/office/drawing/2016/5/9/chartex" xmlns:cx4="http://schemas.microsoft.com/office/drawing/2016/5/10/chartex" xmlns:cx5="http://schemas.microsoft.com/office/drawing/2016/5/11/chartex" xmlns:cx6="http://schemas.microsoft.com/office/drawing/2016/5/12/chartex" xmlns:cx7="http://schemas.microsoft.com/office/drawing/2016/5/13/chartex" xmlns:cx8="http://schemas.microsoft.com/office/drawing/2016/5/14/chartex" xmlns:mc="http://schemas.openxmlformats.org/markup-compatibility/2006" xmlns:aink="http://schemas.microsoft.com/office/drawing/2016/ink" xmlns:am3d="http://schemas.microsoft.com/office/drawing/2017/model3d" xmlns:o="urn:schemas-microsoft-com:office:office" xmlns:oel="http://schemas.microsoft.com/office/2019/extlst" xmlns:r="http://schemas.openxmlformats.org/officeDocument/2006/relationships" xmlns:m="http://schemas.openxmlformats.org/officeDocument/2006/math" xmlns:v="urn:schemas-microsoft-com:vml" xmlns:wp14="http://schemas.microsoft.com/office/word/2010/wordprocessingDrawing" xmlns:wp="http://schemas.openxmlformats.org/drawingml/2006/wordprocessingDrawing" xmlns:w10="urn:schemas-microsoft-com:office:word" xmlns:w="http://schemas.openxmlformats.org/wordprocessingml/2006/main" xmlns:w14="http://schemas.microsoft.com/office/word/2010/wordml" xmlns:w15="http://schemas.microsoft.com/office/word/2012/wordml" xmlns:w16cex="http://schemas.microsoft.com/office/word/2018/wordml/cex" xmlns:w16cid="http://schemas.microsoft.com/office/word/2016/wordml/cid" xmlns:w16="http://schemas.microsoft.com/office/word/2018/wordml" xmlns:w16du="http://schemas.microsoft.com/office/word/2023/wordml/word16du" xmlns:w16sdtdh="http://schemas.microsoft.com/office/word/2020/wordml/sdtdatahash" xmlns:w16sdtfl="http://schemas.microsoft.com/office/word/2024/wordml/sdtformatlock" xmlns:w16se="http://schemas.microsoft.com/office/word/2015/wordml/symex" xmlns:wpg="http://schemas.microsoft.com/office/word/2010/wordprocessingGroup" xmlns:wpi="http://schemas.microsoft.com/office/word/2010/wordprocessingInk" xmlns:wne="http://schemas.microsoft.com/office/word/2006/wordml" xmlns:wps="http://schemas.microsoft.com/office/word/2010/wordprocessingShape" mc:Ignorable="w14 w15 w16se w16cid w16 w16cex w16sdtdh w16sdtfl w16du wp14">
+  <w:footnote w:type="separator" w:id="-1">
+    <w:p>
+      <w:r>
+        <w:separator/>
+      </w:r>
+    </w:p>
+  </w:footnote>
+  <w:footnote w:type="continuationSeparator" w:id="0">
+    <w:p>
+      <w:r>
+        <w:continuationSeparator/>
+      </w:r>
+    </w:p>
+  </w:footnote>
+</w:footnotes>
+</file>
+
 <file path=word/numbering.xml><?xml version="1.0" encoding="utf-8"?>
-<w:numbering xmlns:wpc="http://schemas.microsoft.com/office/word/2010/wordprocessingCanvas" xmlns:cx="http://schemas.microsoft.com/office/drawing/2014/chartex" xmlns:cx1="http://schemas.microsoft.com/office/drawing/2015/9/8/chartex" xmlns:cx2="http://schemas.microsoft.com/office/drawing/2015/10/21/chartex" xmlns:cx3="http://schemas.microsoft.com/office/drawing/2016/5/9/chartex" xmlns:cx4="http://schemas.microsoft.com/office/drawing/2016/5/10/chartex" xmlns:cx5="http://schemas.microsoft.com/office/drawing/2016/5/11/chartex" xmlns:cx6="http://schemas.microsoft.com/office/drawing/2016/5/12/chartex" xmlns:cx7="http://schemas.microsoft.com/office/drawing/2016/5/13/chartex" xmlns:cx8="http://schemas.microsoft.com/office/drawing/2016/5/14/chartex" xmlns:mc="http://schemas.openxmlformats.org/markup-compatibility/2006" xmlns:aink="http://schemas.microsoft.com/office/drawing/2016/ink" xmlns:am3d="http://schemas.microsoft.com/office/drawing/2017/model3d" xmlns:o="urn:schemas-microsoft-com:office:office" xmlns:oel="http://schemas.microsoft.com/office/2019/extlst" xmlns:r="http://schemas.openxmlformats.org/officeDocument/2006/relationships" xmlns:m="http://schemas.openxmlformats.org/officeDocument/2006/math" xmlns:v="urn:schemas-microsoft-com:vml" xmlns:wp14="http://schemas.microsoft.com/office/word/2010/wordprocessingDrawing" xmlns:wp="http://schemas.openxmlformats.org/drawingml/2006/wordprocessingDrawing" xmlns:w10="urn:schemas-microsoft-com:office:word" xmlns:w="http://schemas.openxmlformats.org/wordprocessingml/2006/main" xmlns:w14="http://schemas.microsoft.com/office/word/2010/wordml" xmlns:w15="http://schemas.microsoft.com/office/word/2012/wordml" xmlns:w16cei="http://schemas.microsoft.com/office/word/2026/wordml/cei" xmlns:w16cex="http://schemas.microsoft.com/office/word/2018/wordml/cex" xmlns:w16cid="http://schemas.microsoft.com/office/word/2016/wordml/cid" xmlns:w16="http://schemas.microsoft.com/office/word/2018/wordml" xmlns:w16du="http://schemas.microsoft.com/office/word/2023/wordml/word16du" xmlns:w16sdtdh="http://schemas.microsoft.com/office/word/2020/wordml/sdtdatahash" xmlns:w16sdtfl="http://schemas.microsoft.com/office/word/2024/wordml/sdtformatlock" xmlns:w16se="http://schemas.microsoft.com/office/word/2015/wordml/symex" xmlns:wpg="http://schemas.microsoft.com/office/word/2010/wordprocessingGroup" xmlns:wpi="http://schemas.microsoft.com/office/word/2010/wordprocessingInk" xmlns:wne="http://schemas.microsoft.com/office/word/2006/wordml" xmlns:wps="http://schemas.microsoft.com/office/word/2010/wordprocessingShape" mc:Ignorable="w14 w15 w16se w16cid w16 w16cex w16sdtdh w16sdtfl w16du wp14">
+<w:numbering xmlns:wpc="http://schemas.microsoft.com/office/word/2010/wordprocessingCanvas" xmlns:cx="http://schemas.microsoft.com/office/drawing/2014/chartex" xmlns:cx1="http://schemas.microsoft.com/office/drawing/2015/9/8/chartex" xmlns:cx2="http://schemas.microsoft.com/office/drawing/2015/10/21/chartex" xmlns:cx3="http://schemas.microsoft.com/office/drawing/2016/5/9/chartex" xmlns:cx4="http://schemas.microsoft.com/office/drawing/2016/5/10/chartex" xmlns:cx5="http://schemas.microsoft.com/office/drawing/2016/5/11/chartex" xmlns:cx6="http://schemas.microsoft.com/office/drawing/2016/5/12/chartex" xmlns:cx7="http://schemas.microsoft.com/office/drawing/2016/5/13/chartex" xmlns:cx8="http://schemas.microsoft.com/office/drawing/2016/5/14/chartex" xmlns:mc="http://schemas.openxmlformats.org/markup-compatibility/2006" xmlns:aink="http://schemas.microsoft.com/office/drawing/2016/ink" xmlns:am3d="http://schemas.microsoft.com/office/drawing/2017/model3d" xmlns:o="urn:schemas-microsoft-com:office:office" xmlns:oel="http://schemas.microsoft.com/office/2019/extlst" xmlns:r="http://schemas.openxmlformats.org/officeDocument/2006/relationships" xmlns:m="http://schemas.openxmlformats.org/officeDocument/2006/math" xmlns:v="urn:schemas-microsoft-com:vml" xmlns:wp14="http://schemas.microsoft.com/office/word/2010/wordprocessingDrawing" xmlns:wp="http://schemas.openxmlformats.org/drawingml/2006/wordprocessingDrawing" xmlns:w10="urn:schemas-microsoft-com:office:word" xmlns:w="http://schemas.openxmlformats.org/wordprocessingml/2006/main" xmlns:w14="http://schemas.microsoft.com/office/word/2010/wordml" xmlns:w15="http://schemas.microsoft.com/office/word/2012/wordml" xmlns:w16cex="http://schemas.microsoft.com/office/word/2018/wordml/cex" xmlns:w16cid="http://schemas.microsoft.com/office/word/2016/wordml/cid" xmlns:w16="http://schemas.microsoft.com/office/word/2018/wordml" xmlns:w16du="http://schemas.microsoft.com/office/word/2023/wordml/word16du" xmlns:w16sdtdh="http://schemas.microsoft.com/office/word/2020/wordml/sdtdatahash" xmlns:w16sdtfl="http://schemas.microsoft.com/office/word/2024/wordml/sdtformatlock" xmlns:w16se="http://schemas.microsoft.com/office/word/2015/wordml/symex" xmlns:wpg="http://schemas.microsoft.com/office/word/2010/wordprocessingGroup" xmlns:wpi="http://schemas.microsoft.com/office/word/2010/wordprocessingInk" xmlns:wne="http://schemas.microsoft.com/office/word/2006/wordml" xmlns:wps="http://schemas.microsoft.com/office/word/2010/wordprocessingShape" mc:Ignorable="w14 w15 w16se w16cid w16 w16cex w16sdtdh w16sdtfl w16du wp14">
   <w:abstractNum w:abstractNumId="0" w15:restartNumberingAfterBreak="0">
     <w:nsid w:val="01E738B5"/>
     <w:multiLevelType w:val="hybridMultilevel"/>
@@ -2550,14 +2514,6 @@
     <w:abstractNumId w:val="5"/>
   </w:num>
 </w:numbering>
-</file>
-
-<file path=word/people.xml><?xml version="1.0" encoding="utf-8"?>
-<w15:people xmlns:wpc="http://schemas.microsoft.com/office/word/2010/wordprocessingCanvas" xmlns:cx="http://schemas.microsoft.com/office/drawing/2014/chartex" xmlns:cx1="http://schemas.microsoft.com/office/drawing/2015/9/8/chartex" xmlns:cx2="http://schemas.microsoft.com/office/drawing/2015/10/21/chartex" xmlns:cx3="http://schemas.microsoft.com/office/drawing/2016/5/9/chartex" xmlns:cx4="http://schemas.microsoft.com/office/drawing/2016/5/10/chartex" xmlns:cx5="http://schemas.microsoft.com/office/drawing/2016/5/11/chartex" xmlns:cx6="http://schemas.microsoft.com/office/drawing/2016/5/12/chartex" xmlns:cx7="http://schemas.microsoft.com/office/drawing/2016/5/13/chartex" xmlns:cx8="http://schemas.microsoft.com/office/drawing/2016/5/14/chartex" xmlns:mc="http://schemas.openxmlformats.org/markup-compatibility/2006" xmlns:aink="http://schemas.microsoft.com/office/drawing/2016/ink" xmlns:am3d="http://schemas.microsoft.com/office/drawing/2017/model3d" xmlns:o="urn:schemas-microsoft-com:office:office" xmlns:oel="http://schemas.microsoft.com/office/2019/extlst" xmlns:r="http://schemas.openxmlformats.org/officeDocument/2006/relationships" xmlns:m="http://schemas.openxmlformats.org/officeDocument/2006/math" xmlns:v="urn:schemas-microsoft-com:vml" xmlns:wp14="http://schemas.microsoft.com/office/word/2010/wordprocessingDrawing" xmlns:wp="http://schemas.openxmlformats.org/drawingml/2006/wordprocessingDrawing" xmlns:w10="urn:schemas-microsoft-com:office:word" xmlns:w="http://schemas.openxmlformats.org/wordprocessingml/2006/main" xmlns:w14="http://schemas.microsoft.com/office/word/2010/wordml" xmlns:w15="http://schemas.microsoft.com/office/word/2012/wordml" xmlns:w16cei="http://schemas.microsoft.com/office/word/2026/wordml/cei" xmlns:w16cex="http://schemas.microsoft.com/office/word/2018/wordml/cex" xmlns:w16cid="http://schemas.microsoft.com/office/word/2016/wordml/cid" xmlns:w16="http://schemas.microsoft.com/office/word/2018/wordml" xmlns:w16du="http://schemas.microsoft.com/office/word/2023/wordml/word16du" xmlns:w16sdtdh="http://schemas.microsoft.com/office/word/2020/wordml/sdtdatahash" xmlns:w16sdtfl="http://schemas.microsoft.com/office/word/2024/wordml/sdtformatlock" xmlns:w16se="http://schemas.microsoft.com/office/word/2015/wordml/symex" xmlns:wpg="http://schemas.microsoft.com/office/word/2010/wordprocessingGroup" xmlns:wpi="http://schemas.microsoft.com/office/word/2010/wordprocessingInk" xmlns:wne="http://schemas.microsoft.com/office/word/2006/wordml" xmlns:wps="http://schemas.microsoft.com/office/word/2010/wordprocessingShape" mc:Ignorable="w14 w15 w16se w16cid w16 w16cex w16sdtdh w16sdtfl w16du wp14">
-  <w15:person w15:author="Anna Seaman">
-    <w15:presenceInfo w15:providerId="AD" w15:userId="S::AnnaS@hkusa.com::713ab380-bdda-4997-81d0-fa539102c996"/>
-  </w15:person>
-</w15:people>
 </file>
 
 <file path=word/styles.xml><?xml version="1.0" encoding="utf-8"?>
